--- a/review/protocol_amended/SYSTEMATIC REVIEW PROTOCOL_v2_amended_Oct2026.docx
+++ b/review/protocol_amended/SYSTEMATIC REVIEW PROTOCOL_v2_amended_Oct2026.docx
@@ -73,7 +73,7 @@
           <w:szCs w:val="24"/>
           <w:highlight w:val="yellow"/>
         </w:rPr>
-        <w:t>Version 2 (amendment submitted October 2026, before formal screening began). Changes:</w:t>
+        <w:t>Version 2 (amendment submitted October/November 2026, after the second reviewer completed independent title/abstract screening and before the first reviewer's screening; no screening decisions had been compared). Changes:</w:t>
       </w:r>
     </w:p>
     <w:p>
@@ -139,7 +139,7 @@
           <w:szCs w:val="24"/>
           <w:highlight w:val="yellow"/>
         </w:rPr>
-        <w:t>3. Review team: Adeika Ebenezer Adeiza joins as second independent reviewer (screening, extraction checking, quality assessment, writing). Dr. Onyema Osuagwu continues as supervisor and adjudicates unresolved full-text disagreements.</w:t>
+        <w:t>3. Review team: Ebenezer Adeiza Adeika joins as co-author and second independent reviewer (screening, extraction checking, quality assessment, drafting and revising manuscript sections). Dr. Onyema Osuagwu continues as supervisor and adjudicates unresolved full-text disagreements.</w:t>
       </w:r>
     </w:p>
     <w:p>
@@ -183,7 +183,29 @@
           <w:szCs w:val="24"/>
           <w:highlight w:val="yellow"/>
         </w:rPr>
-        <w:t>5. Anticipated completion date revised to 30 October 2026.</w:t>
+        <w:t>5. Other methods: records identified through citation searching and hand-searching are screened as a separate stream and reported in the PRISMA 2020 "other methods" column.</w:t>
+      </w:r>
+    </w:p>
+    <w:p>
+      <w:pPr>
+        <w:spacing w:after="80"/>
+        <w:jc w:val="center"/>
+        <w:rPr>
+          <w:rFonts w:ascii="Times New Roman" w:hAnsi="Times New Roman" w:cs="Times New Roman"/>
+          <w:color w:val="000000" w:themeColor="text1"/>
+        </w:rPr>
+      </w:pPr>
+      <w:r>
+        <w:rPr>
+          <w:rFonts w:ascii="Times New Roman" w:hAnsi="Times New Roman" w:cs="Times New Roman"/>
+          <w:b w:val="0"/>
+          <w:bCs/>
+          <w:color w:val="000000" w:themeColor="text1"/>
+          <w:sz w:val="24"/>
+          <w:szCs w:val="24"/>
+          <w:highlight w:val="yellow"/>
+        </w:rPr>
+        <w:t>6. Anticipated completion date revised to 30 November 2026.</w:t>
       </w:r>
     </w:p>
     <w:p>
@@ -553,7 +575,7 @@
                 <w:szCs w:val="19"/>
                 <w:highlight w:val="yellow"/>
               </w:rPr>
-              <w:t>Adeika Ebenezer Adeiza</w:t>
+              <w:t>Ebenezer Adeiza Adeika</w:t>
             </w:r>
           </w:p>
         </w:tc>
@@ -5410,7 +5432,7 @@
           <w:color w:val="000000" w:themeColor="text1"/>
           <w:highlight w:val="yellow"/>
         </w:rPr>
-        <w:t>Adeika Ebenezer Adeiza (Second Reviewer / Co-author; BSc Psychology, University of Ilorin; Department of Internal Medicine, Federal Teaching Hospital, Gombe, Nigeria): Performs independent title/abstract and full-text screening, independently cross-checks data extraction, performs independent quality assessment, contributes to writing, and approves the final manuscript. (Added October 2026.)</w:t>
+        <w:t>Ebenezer Adeiza Adeika (Second Reviewer / Co-author; BSc Psychology, University of Ilorin; Department of Internal Medicine, Federal Teaching Hospital, Gombe, Nigeria): Performs independent title/abstract and full-text screening, independently cross-checks data extraction, performs independent quality assessment, drafts and revises manuscript sections, and approves the final manuscript. (Added October 2026.)</w:t>
       </w:r>
     </w:p>
     <w:p>
@@ -9838,7 +9860,7 @@
           <w:color w:val="000000" w:themeColor="text1"/>
           <w:highlight w:val="yellow"/>
         </w:rPr>
-        <w:t>All records surviving deduplication are independently screened by two reviewers (B.I.A. and A.E.A.), each blinded to the other's decisions, using a standardised screening workbook. A pilot set of 30 randomly selected records is screened first to calibrate the reviewers and is excluded from the agreement statistics. Each record is classified as Include, Exclude, or Uncertain, and any record marked Include or Uncertain by either reviewer proceeds to full-text assessment. (Amended October 2026.)</w:t>
+        <w:t>All records surviving deduplication are independently screened by two reviewers (B.I.A. and E.A.A.), each blinded to the other's decisions, using a standardised screening workbook. Each reviewer screens a pilot set of 30 randomly selected records before their main screening; pilot decisions are then compared to calibrate the reviewers (the second reviewer completed the pilot and main screening before this calibration; main-screening decisions are not revised afterwards), and pilot records are excluded from the agreement statistics. Each record is classified as Include, Exclude, or Uncertain, and any record marked Include or Uncertain by either reviewer proceeds to full-text assessment. (Amended October 2026.)</w:t>
       </w:r>
     </w:p>
     <w:p>
@@ -9982,7 +10004,7 @@
           <w:color w:val="000000" w:themeColor="text1"/>
           <w:highlight w:val="yellow"/>
         </w:rPr>
-        <w:t xml:space="preserve"> refined to improve consistency and completeness. Data extraction will be performed by B.I.A. and independently cross-checked against the source publications by A.E.A. (amended October 2026). Discrepancies will be resolved through discussion until consensus is reached.</w:t>
+        <w:t xml:space="preserve"> refined to improve consistency and completeness. Data extraction will be performed by B.I.A. and independently cross-checked against the source publications by E.A.A. (amended October 2026). Discrepancies will be resolved through discussion until consensus is reached.</w:t>
       </w:r>
     </w:p>
     <w:p>
@@ -13686,7 +13708,7 @@
           <w:szCs w:val="18"/>
           <w:highlight w:val="yellow"/>
         </w:rPr>
-        <w:t>Blessing Isoyiza Adeika, Adeika Ebenezer Adeiza &amp; Dr. Onyema Osuagwu</w:t>
+        <w:t>Blessing Isoyiza Adeika, Ebenezer Adeiza Adeika &amp; Dr. Onyema Osuagwu</w:t>
       </w:r>
     </w:p>
     <w:p>
